--- a/AI for Engineers Course/Week 6/Week6_Assignment_Solution.docx
+++ b/AI for Engineers Course/Week 6/Week6_Assignment_Solution.docx
@@ -5,76 +5,1909 @@
     <w:p>
       <w:pPr>
         <w:pStyle w:val="Heading1"/>
-        <w:spacing w:after="200"/>
-        <w:jc w:val="center"/>
-      </w:pPr>
-      <w:r>
-        <w:t xml:space="preserve">WEEK 6: EXERCISE SOLUTIONS AND ASSIGNMENT SOLUTIONS</w:t>
-      </w:r>
-    </w:p>
-    <w:p>
-      <w:pPr>
-        <w:spacing w:after="100"/>
-      </w:pPr>
-      <w:r>
-        <w:t xml:space="preserve">Complete solutions for all exercises and assignments are provided in the implementation code samples.</w:t>
+      </w:pPr>
+      <w:r>
+        <w:t>WEEK 6: RAG SYSTEMS - ASSIGNMENT SOLUTION</w:t>
+      </w:r>
+    </w:p>
+    <w:p>
+      <w:r>
+        <w:rPr>
+          <w:b w:val="0"/>
+          <w:i w:val="0"/>
+        </w:rPr>
+        <w:t>Model answers for the 100-point assignment. Instructor edition.</w:t>
       </w:r>
     </w:p>
     <w:p>
       <w:pPr>
         <w:pStyle w:val="Heading2"/>
-        <w:spacing w:after="100"/>
-      </w:pPr>
-      <w:r>
-        <w:t xml:space="preserve">Key Implementation Patterns:</w:t>
-      </w:r>
-    </w:p>
-    <w:p>
-      <w:pPr>
-        <w:spacing w:after="100"/>
-      </w:pPr>
-      <w:r>
-        <w:t xml:space="preserve">Document Chunking: Use semantic boundaries when possible. Implement overlap to preserve context.</w:t>
-      </w:r>
-    </w:p>
-    <w:p>
-      <w:pPr>
-        <w:spacing w:after="100"/>
-      </w:pPr>
-      <w:r>
-        <w:t xml:space="preserve">Embedding Pipeline: Cache embeddings to avoid recomputation. Use batch processing for efficiency.</w:t>
-      </w:r>
-    </w:p>
-    <w:p>
-      <w:pPr>
-        <w:spacing w:after="100"/>
-      </w:pPr>
-      <w:r>
-        <w:t xml:space="preserve">Hybrid Search: Weight vector search (semantic) and BM25 (keyword) results equally. Experiment with weighting.</w:t>
-      </w:r>
-    </w:p>
-    <w:p>
-      <w:pPr>
-        <w:spacing w:after="100"/>
-      </w:pPr>
-      <w:r>
-        <w:t xml:space="preserve">Re-ranking: Use more expensive models to refine top-k candidates. Balances quality and latency.</w:t>
-      </w:r>
-    </w:p>
-    <w:p>
-      <w:pPr>
-        <w:spacing w:after="100"/>
-      </w:pPr>
-      <w:r>
-        <w:t xml:space="preserve">Query Expansion: Generate 3-5 variants per query. Merge results using deduplication.</w:t>
-      </w:r>
-    </w:p>
-    <w:p>
-      <w:pPr>
-        <w:spacing w:after="100"/>
-      </w:pPr>
-      <w:r>
-        <w:t xml:space="preserve">RAGAS Evaluation: Use for systematic quality measurement. Track metrics over iterations.</w:t>
+      </w:pPr>
+      <w:r>
+        <w:t>PART A: CONCEPTUAL UNDERSTANDING (40 Points)</w:t>
+      </w:r>
+    </w:p>
+    <w:p>
+      <w:pPr>
+        <w:pStyle w:val="Heading3"/>
+      </w:pPr>
+      <w:r>
+        <w:t>Question 1 (10 points): RAG Pipeline Design - Model Answer</w:t>
+      </w:r>
+    </w:p>
+    <w:p>
+      <w:r>
+        <w:rPr>
+          <w:b w:val="0"/>
+          <w:i w:val="0"/>
+        </w:rPr>
+        <w:t>A complete RAG pipeline has six stages. Each stage has one or two design decisions that dominate quality.</w:t>
+      </w:r>
+    </w:p>
+    <w:p>
+      <w:r>
+        <w:t>• Ingestion: parse PDFs, HTML, and text into clean plain text. Decision: how to handle tables and figures. Bad parsing poisons everything downstream, so validate extraction on samples first.</w:t>
+      </w:r>
+    </w:p>
+    <w:p>
+      <w:r>
+        <w:t>• Chunking: split text into retrievable units. Decisions: chunk size (300 to 800 tokens is the usual range) and overlap (10 to 20 percent). Small chunks improve retrieval precision; large chunks give the generator more context. Mismatched size shows up as truncated answers or diluted retrieval.</w:t>
+      </w:r>
+    </w:p>
+    <w:p>
+      <w:r>
+        <w:t>• Embedding: encode chunks into vectors. Decision: model choice (quality versus cost versus dimension). The embedding model fixes what similarity means for the whole system, so changing it later forces a full re-index.</w:t>
+      </w:r>
+    </w:p>
+    <w:p>
+      <w:r>
+        <w:t>• Indexing and storage: load vectors into a vector store. Decisions: exact versus approximate search and metadata schema. Metadata filters (date, source, access level) are much harder to retrofit than to design in.</w:t>
+      </w:r>
+    </w:p>
+    <w:p>
+      <w:r>
+        <w:t>• Retrieval: embed the query, fetch top-k candidates, optionally apply hybrid search and re-ranking. Decision: k and fusion strategy. Too small a k misses evidence; too large a k buries the generator in noise.</w:t>
+      </w:r>
+    </w:p>
+    <w:p>
+      <w:r>
+        <w:t>• Generation: build a prompt from query plus retrieved context, instruct the model to answer only from the context and to cite sources. Decisions: context ordering, citation format, and refusal behavior when the context does not contain the answer.</w:t>
+      </w:r>
+    </w:p>
+    <w:p>
+      <w:r>
+        <w:rPr>
+          <w:b w:val="0"/>
+          <w:i w:val="0"/>
+        </w:rPr>
+        <w:t>Grading note: full credit requires all stages, at least one concrete decision per stage, and a why for each (8-10 pts). Missing evaluation or vague decisions: 5-7 pts. A list of stages with no decisions: 0-4 pts.</w:t>
+      </w:r>
+    </w:p>
+    <w:p>
+      <w:pPr>
+        <w:pStyle w:val="Heading3"/>
+      </w:pPr>
+      <w:r>
+        <w:t>Question 2 (10 points): Chunking Strategy Impact - Model Answer</w:t>
+      </w:r>
+    </w:p>
+    <w:p>
+      <w:r>
+        <w:rPr>
+          <w:b w:val="0"/>
+          <w:i w:val="0"/>
+        </w:rPr>
+        <w:t>Fixed-size chunking splits text every N characters or tokens with overlap. It is fast, deterministic, and needs no model. It is optimal for uniform content such as logs, transcripts, or generated reports, and as a baseline. Trade-off: it cuts sentences and ideas mid-stream, which hurts both embedding quality and answer fluency.</w:t>
+      </w:r>
+    </w:p>
+    <w:p>
+      <w:r>
+        <w:rPr>
+          <w:b w:val="0"/>
+          <w:i w:val="0"/>
+        </w:rPr>
+        <w:t>Semantic chunking splits on meaning boundaries (sentences, paragraphs, topic shifts detected by embedding distance between adjacent sentences). It is optimal for prose: documentation, articles, policies. Retrieval precision is the best of the three because each chunk is one coherent idea. Trade-off: variable chunk sizes complicate context budgeting, and topic-shift detection costs embedding calls at index time.</w:t>
+      </w:r>
+    </w:p>
+    <w:p>
+      <w:r>
+        <w:rPr>
+          <w:b w:val="0"/>
+          <w:i w:val="0"/>
+        </w:rPr>
+        <w:t>Hierarchical chunking indexes small child chunks but returns the larger parent section (or the parent is available for expansion). It is optimal for structured documents with nested sections: legal contracts, technical manuals, codebases. You retrieve with the precision of small chunks and generate with the context of large ones. Trade-offs: a larger and more complex index, and the parent-child bookkeeping must be stored alongside vectors.</w:t>
+      </w:r>
+    </w:p>
+    <w:p>
+      <w:r>
+        <w:rPr>
+          <w:b w:val="0"/>
+          <w:i w:val="0"/>
+        </w:rPr>
+        <w:t>Grading note: 3 points per strategy (definition, optimal scenario, trade-off) plus 1 for an overall recommendation tied to content type.</w:t>
+      </w:r>
+    </w:p>
+    <w:p>
+      <w:pPr>
+        <w:pStyle w:val="Heading3"/>
+      </w:pPr>
+      <w:r>
+        <w:t>Question 3 (10 points): Hybrid Search Advantages - Model Answer</w:t>
+      </w:r>
+    </w:p>
+    <w:p>
+      <w:r>
+        <w:rPr>
+          <w:b w:val="0"/>
+          <w:i w:val="0"/>
+        </w:rPr>
+        <w:t>Vector search matches meaning; keyword search (BM25) matches exact terms. Real query workloads contain both kinds, so a system using only one method fails predictably on the other kind.</w:t>
+      </w:r>
+    </w:p>
+    <w:p>
+      <w:r>
+        <w:rPr>
+          <w:b w:val="0"/>
+          <w:i w:val="0"/>
+        </w:rPr>
+        <w:t>Queries where pure vector search fails: exact identifiers and rare tokens. Searching for error code E4012, a part number like SKU-88321, or a function named get_user_session embeds to a vector close to many similar-looking strings; BM25 nails the exact token. The embedding model may never have seen the token, so the vector carries little signal.</w:t>
+      </w:r>
+    </w:p>
+    <w:p>
+      <w:r>
+        <w:rPr>
+          <w:b w:val="0"/>
+          <w:i w:val="0"/>
+        </w:rPr>
+        <w:t>Queries where pure keyword search fails: paraphrases and concept queries. A user asking how do I stop the model making things up shares no keywords with a chunk titled mitigating hallucination through grounded generation; vector search matches the meaning directly.</w:t>
+      </w:r>
+    </w:p>
+    <w:p>
+      <w:r>
+        <w:rPr>
+          <w:b w:val="0"/>
+          <w:i w:val="0"/>
+        </w:rPr>
+        <w:t>Hybrid search runs both and fuses rankings, typically with reciprocal rank fusion, which needs no score normalization because it uses only rank positions. The result is robust across the full query mix: documents that score well on either dimension surface, and documents that score moderately on both outrank ones that are noise on one list. In published benchmarks and in our Week 6 lab, hybrid retrieval beats either method alone by 5 to 15 points of recall at 10.</w:t>
+      </w:r>
+    </w:p>
+    <w:p>
+      <w:pPr>
+        <w:pStyle w:val="Heading3"/>
+      </w:pPr>
+      <w:r>
+        <w:t>Question 4 (10 points): Knowledge Graphs in RAG - Model Answer</w:t>
+      </w:r>
+    </w:p>
+    <w:p>
+      <w:r>
+        <w:rPr>
+          <w:b w:val="0"/>
+          <w:i w:val="0"/>
+        </w:rPr>
+        <w:t>Vector RAG retrieves what documents say; a knowledge graph stores how entities relate. They complement each other because many real questions are relational: who supplies the supplier, which services depend on the database being migrated, which customers are affected by this bug. No single chunk usually contains the full relationship chain, so chunk retrieval fails even when every individual fact is in the corpus.</w:t>
+      </w:r>
+    </w:p>
+    <w:p>
+      <w:r>
+        <w:rPr>
+          <w:b w:val="0"/>
+          <w:i w:val="0"/>
+        </w:rPr>
+        <w:t>Use a knowledge graph when: questions require multi-hop reasoning across entities; the domain has stable, typed relationships (org charts, supply chains, system dependencies, regulatory references); you need answers that aggregate over relationships (count, path, shortest chain); or you need consistency checking that flat text cannot give.</w:t>
+      </w:r>
+    </w:p>
+    <w:p>
+      <w:r>
+        <w:rPr>
+          <w:b w:val="0"/>
+          <w:i w:val="0"/>
+        </w:rPr>
+        <w:t>Additional capabilities: explicit multi-hop traversal with Cypher or SPARQL, explainable answers (the path is the explanation), joins across documents that never mention each other, and a stable backbone for entity disambiguation. The standard integration pattern is GraphRAG: extract entities and relations from documents at index time, store them in the graph, then at query time retrieve text chunks for descriptive context and graph paths for relational context, and give the generator both.</w:t>
+      </w:r>
+    </w:p>
+    <w:p>
+      <w:r>
+        <w:rPr>
+          <w:b w:val="0"/>
+          <w:i w:val="0"/>
+        </w:rPr>
+        <w:t>When not to use one: open-domain or fast-changing corpora where extraction cost and graph maintenance outweigh the benefit, or workloads that are purely descriptive lookups.</w:t>
+      </w:r>
+    </w:p>
+    <w:p>
+      <w:pPr>
+        <w:pStyle w:val="Heading2"/>
+      </w:pPr>
+      <w:r>
+        <w:t>PART B: TECHNICAL IMPLEMENTATION (40 Points) - Reference Implementation</w:t>
+      </w:r>
+    </w:p>
+    <w:p>
+      <w:pPr>
+        <w:pStyle w:val="Heading3"/>
+      </w:pPr>
+      <w:r>
+        <w:t>Component 1: Document Processing (10 points)</w:t>
+      </w:r>
+    </w:p>
+    <w:p>
+      <w:r>
+        <w:rPr>
+          <w:b/>
+          <w:sz w:val="20"/>
+        </w:rPr>
+        <w:t>processing.py</w:t>
+      </w:r>
+    </w:p>
+    <w:p>
+      <w:pPr>
+        <w:spacing w:after="20" w:before="0"/>
+      </w:pPr>
+      <w:r>
+        <w:rPr>
+          <w:rFonts w:ascii="Courier New" w:hAnsi="Courier New" w:cs="Courier New"/>
+          <w:sz w:val="17"/>
+        </w:rPr>
+        <w:t>import re</w:t>
+      </w:r>
+    </w:p>
+    <w:p>
+      <w:pPr>
+        <w:spacing w:after="20" w:before="0"/>
+      </w:pPr>
+      <w:r>
+        <w:rPr>
+          <w:rFonts w:ascii="Courier New" w:hAnsi="Courier New" w:cs="Courier New"/>
+          <w:sz w:val="17"/>
+        </w:rPr>
+        <w:t>from pypdf import PdfReader</w:t>
+      </w:r>
+    </w:p>
+    <w:p>
+      <w:pPr>
+        <w:spacing w:after="20" w:before="0"/>
+      </w:pPr>
+      <w:r>
+        <w:rPr>
+          <w:rFonts w:ascii="Courier New" w:hAnsi="Courier New" w:cs="Courier New"/>
+          <w:sz w:val="17"/>
+        </w:rPr>
+        <w:t>import requests</w:t>
+      </w:r>
+    </w:p>
+    <w:p>
+      <w:pPr>
+        <w:spacing w:after="20" w:before="0"/>
+      </w:pPr>
+      <w:r>
+        <w:rPr>
+          <w:rFonts w:ascii="Courier New" w:hAnsi="Courier New" w:cs="Courier New"/>
+          <w:sz w:val="17"/>
+        </w:rPr>
+        <w:t>from bs4 import BeautifulSoup</w:t>
+      </w:r>
+    </w:p>
+    <w:p>
+      <w:pPr>
+        <w:spacing w:after="20" w:before="0"/>
+      </w:pPr>
+      <w:r>
+        <w:rPr>
+          <w:rFonts w:ascii="Courier New" w:hAnsi="Courier New" w:cs="Courier New"/>
+          <w:sz w:val="17"/>
+        </w:rPr>
+        <w:t>from sentence_transformers import SentenceTransformer</w:t>
+      </w:r>
+    </w:p>
+    <w:p>
+      <w:pPr>
+        <w:spacing w:after="20" w:before="0"/>
+      </w:pPr>
+      <w:r>
+        <w:rPr>
+          <w:rFonts w:ascii="Courier New" w:hAnsi="Courier New" w:cs="Courier New"/>
+          <w:sz w:val="17"/>
+        </w:rPr>
+        <w:t xml:space="preserve"> </w:t>
+      </w:r>
+    </w:p>
+    <w:p>
+      <w:pPr>
+        <w:spacing w:after="20" w:before="0"/>
+      </w:pPr>
+      <w:r>
+        <w:rPr>
+          <w:rFonts w:ascii="Courier New" w:hAnsi="Courier New" w:cs="Courier New"/>
+          <w:sz w:val="17"/>
+        </w:rPr>
+        <w:t>embed_model = SentenceTransformer("BAAI/bge-base-en-v1.5")</w:t>
+      </w:r>
+    </w:p>
+    <w:p>
+      <w:pPr>
+        <w:spacing w:after="20" w:before="0"/>
+      </w:pPr>
+      <w:r>
+        <w:rPr>
+          <w:rFonts w:ascii="Courier New" w:hAnsi="Courier New" w:cs="Courier New"/>
+          <w:sz w:val="17"/>
+        </w:rPr>
+        <w:t xml:space="preserve"> </w:t>
+      </w:r>
+    </w:p>
+    <w:p>
+      <w:pPr>
+        <w:spacing w:after="20" w:before="0"/>
+      </w:pPr>
+      <w:r>
+        <w:rPr>
+          <w:rFonts w:ascii="Courier New" w:hAnsi="Courier New" w:cs="Courier New"/>
+          <w:sz w:val="17"/>
+        </w:rPr>
+        <w:t># --- Multi-format loaders ---</w:t>
+      </w:r>
+    </w:p>
+    <w:p>
+      <w:pPr>
+        <w:spacing w:after="20" w:before="0"/>
+      </w:pPr>
+      <w:r>
+        <w:rPr>
+          <w:rFonts w:ascii="Courier New" w:hAnsi="Courier New" w:cs="Courier New"/>
+          <w:sz w:val="17"/>
+        </w:rPr>
+        <w:t>def load_pdf(path):</w:t>
+      </w:r>
+    </w:p>
+    <w:p>
+      <w:pPr>
+        <w:spacing w:after="20" w:before="0"/>
+      </w:pPr>
+      <w:r>
+        <w:rPr>
+          <w:rFonts w:ascii="Courier New" w:hAnsi="Courier New" w:cs="Courier New"/>
+          <w:sz w:val="17"/>
+        </w:rPr>
+        <w:t xml:space="preserve">    return "\n".join(page.extract_text() or "" for page in PdfReader(path).pages)</w:t>
+      </w:r>
+    </w:p>
+    <w:p>
+      <w:pPr>
+        <w:spacing w:after="20" w:before="0"/>
+      </w:pPr>
+      <w:r>
+        <w:rPr>
+          <w:rFonts w:ascii="Courier New" w:hAnsi="Courier New" w:cs="Courier New"/>
+          <w:sz w:val="17"/>
+        </w:rPr>
+        <w:t xml:space="preserve"> </w:t>
+      </w:r>
+    </w:p>
+    <w:p>
+      <w:pPr>
+        <w:spacing w:after="20" w:before="0"/>
+      </w:pPr>
+      <w:r>
+        <w:rPr>
+          <w:rFonts w:ascii="Courier New" w:hAnsi="Courier New" w:cs="Courier New"/>
+          <w:sz w:val="17"/>
+        </w:rPr>
+        <w:t>def load_text(path):</w:t>
+      </w:r>
+    </w:p>
+    <w:p>
+      <w:pPr>
+        <w:spacing w:after="20" w:before="0"/>
+      </w:pPr>
+      <w:r>
+        <w:rPr>
+          <w:rFonts w:ascii="Courier New" w:hAnsi="Courier New" w:cs="Courier New"/>
+          <w:sz w:val="17"/>
+        </w:rPr>
+        <w:t xml:space="preserve">    return open(path, encoding="utf-8").read()</w:t>
+      </w:r>
+    </w:p>
+    <w:p>
+      <w:pPr>
+        <w:spacing w:after="20" w:before="0"/>
+      </w:pPr>
+      <w:r>
+        <w:rPr>
+          <w:rFonts w:ascii="Courier New" w:hAnsi="Courier New" w:cs="Courier New"/>
+          <w:sz w:val="17"/>
+        </w:rPr>
+        <w:t xml:space="preserve"> </w:t>
+      </w:r>
+    </w:p>
+    <w:p>
+      <w:pPr>
+        <w:spacing w:after="20" w:before="0"/>
+      </w:pPr>
+      <w:r>
+        <w:rPr>
+          <w:rFonts w:ascii="Courier New" w:hAnsi="Courier New" w:cs="Courier New"/>
+          <w:sz w:val="17"/>
+        </w:rPr>
+        <w:t>def load_web(url):</w:t>
+      </w:r>
+    </w:p>
+    <w:p>
+      <w:pPr>
+        <w:spacing w:after="20" w:before="0"/>
+      </w:pPr>
+      <w:r>
+        <w:rPr>
+          <w:rFonts w:ascii="Courier New" w:hAnsi="Courier New" w:cs="Courier New"/>
+          <w:sz w:val="17"/>
+        </w:rPr>
+        <w:t xml:space="preserve">    soup = BeautifulSoup(requests.get(url, timeout=30).text, "html.parser")</w:t>
+      </w:r>
+    </w:p>
+    <w:p>
+      <w:pPr>
+        <w:spacing w:after="20" w:before="0"/>
+      </w:pPr>
+      <w:r>
+        <w:rPr>
+          <w:rFonts w:ascii="Courier New" w:hAnsi="Courier New" w:cs="Courier New"/>
+          <w:sz w:val="17"/>
+        </w:rPr>
+        <w:t xml:space="preserve">    for tag in soup(["script", "style", "nav", "footer"]):</w:t>
+      </w:r>
+    </w:p>
+    <w:p>
+      <w:pPr>
+        <w:spacing w:after="20" w:before="0"/>
+      </w:pPr>
+      <w:r>
+        <w:rPr>
+          <w:rFonts w:ascii="Courier New" w:hAnsi="Courier New" w:cs="Courier New"/>
+          <w:sz w:val="17"/>
+        </w:rPr>
+        <w:t xml:space="preserve">        tag.decompose()</w:t>
+      </w:r>
+    </w:p>
+    <w:p>
+      <w:pPr>
+        <w:spacing w:after="20" w:before="0"/>
+      </w:pPr>
+      <w:r>
+        <w:rPr>
+          <w:rFonts w:ascii="Courier New" w:hAnsi="Courier New" w:cs="Courier New"/>
+          <w:sz w:val="17"/>
+        </w:rPr>
+        <w:t xml:space="preserve">    return re.sub(r"\n{3,}", "\n\n", soup.get_text("\n"))</w:t>
+      </w:r>
+    </w:p>
+    <w:p>
+      <w:pPr>
+        <w:spacing w:after="20" w:before="0"/>
+      </w:pPr>
+      <w:r>
+        <w:rPr>
+          <w:rFonts w:ascii="Courier New" w:hAnsi="Courier New" w:cs="Courier New"/>
+          <w:sz w:val="17"/>
+        </w:rPr>
+        <w:t xml:space="preserve"> </w:t>
+      </w:r>
+    </w:p>
+    <w:p>
+      <w:pPr>
+        <w:spacing w:after="20" w:before="0"/>
+      </w:pPr>
+      <w:r>
+        <w:rPr>
+          <w:rFonts w:ascii="Courier New" w:hAnsi="Courier New" w:cs="Courier New"/>
+          <w:sz w:val="17"/>
+        </w:rPr>
+        <w:t># --- Chunking strategies ---</w:t>
+      </w:r>
+    </w:p>
+    <w:p>
+      <w:pPr>
+        <w:spacing w:after="20" w:before="0"/>
+      </w:pPr>
+      <w:r>
+        <w:rPr>
+          <w:rFonts w:ascii="Courier New" w:hAnsi="Courier New" w:cs="Courier New"/>
+          <w:sz w:val="17"/>
+        </w:rPr>
+        <w:t>def fixed_chunks(text, size=500, overlap=75):</w:t>
+      </w:r>
+    </w:p>
+    <w:p>
+      <w:pPr>
+        <w:spacing w:after="20" w:before="0"/>
+      </w:pPr>
+      <w:r>
+        <w:rPr>
+          <w:rFonts w:ascii="Courier New" w:hAnsi="Courier New" w:cs="Courier New"/>
+          <w:sz w:val="17"/>
+        </w:rPr>
+        <w:t xml:space="preserve">    step = size - overlap</w:t>
+      </w:r>
+    </w:p>
+    <w:p>
+      <w:pPr>
+        <w:spacing w:after="20" w:before="0"/>
+      </w:pPr>
+      <w:r>
+        <w:rPr>
+          <w:rFonts w:ascii="Courier New" w:hAnsi="Courier New" w:cs="Courier New"/>
+          <w:sz w:val="17"/>
+        </w:rPr>
+        <w:t xml:space="preserve">    return [text[i:i+size] for i in range(0, len(text), step)]</w:t>
+      </w:r>
+    </w:p>
+    <w:p>
+      <w:pPr>
+        <w:spacing w:after="20" w:before="0"/>
+      </w:pPr>
+      <w:r>
+        <w:rPr>
+          <w:rFonts w:ascii="Courier New" w:hAnsi="Courier New" w:cs="Courier New"/>
+          <w:sz w:val="17"/>
+        </w:rPr>
+        <w:t xml:space="preserve"> </w:t>
+      </w:r>
+    </w:p>
+    <w:p>
+      <w:pPr>
+        <w:spacing w:after="20" w:before="0"/>
+      </w:pPr>
+      <w:r>
+        <w:rPr>
+          <w:rFonts w:ascii="Courier New" w:hAnsi="Courier New" w:cs="Courier New"/>
+          <w:sz w:val="17"/>
+        </w:rPr>
+        <w:t>def semantic_chunks(text, max_chars=700):</w:t>
+      </w:r>
+    </w:p>
+    <w:p>
+      <w:pPr>
+        <w:spacing w:after="20" w:before="0"/>
+      </w:pPr>
+      <w:r>
+        <w:rPr>
+          <w:rFonts w:ascii="Courier New" w:hAnsi="Courier New" w:cs="Courier New"/>
+          <w:sz w:val="17"/>
+        </w:rPr>
+        <w:t xml:space="preserve">    sents = re.split(r"(?&lt;=[.!?])\s+", text)</w:t>
+      </w:r>
+    </w:p>
+    <w:p>
+      <w:pPr>
+        <w:spacing w:after="20" w:before="0"/>
+      </w:pPr>
+      <w:r>
+        <w:rPr>
+          <w:rFonts w:ascii="Courier New" w:hAnsi="Courier New" w:cs="Courier New"/>
+          <w:sz w:val="17"/>
+        </w:rPr>
+        <w:t xml:space="preserve">    out, cur = [], ""</w:t>
+      </w:r>
+    </w:p>
+    <w:p>
+      <w:pPr>
+        <w:spacing w:after="20" w:before="0"/>
+      </w:pPr>
+      <w:r>
+        <w:rPr>
+          <w:rFonts w:ascii="Courier New" w:hAnsi="Courier New" w:cs="Courier New"/>
+          <w:sz w:val="17"/>
+        </w:rPr>
+        <w:t xml:space="preserve">    for s in sents:</w:t>
+      </w:r>
+    </w:p>
+    <w:p>
+      <w:pPr>
+        <w:spacing w:after="20" w:before="0"/>
+      </w:pPr>
+      <w:r>
+        <w:rPr>
+          <w:rFonts w:ascii="Courier New" w:hAnsi="Courier New" w:cs="Courier New"/>
+          <w:sz w:val="17"/>
+        </w:rPr>
+        <w:t xml:space="preserve">        if len(cur) + len(s) &gt; max_chars and cur:</w:t>
+      </w:r>
+    </w:p>
+    <w:p>
+      <w:pPr>
+        <w:spacing w:after="20" w:before="0"/>
+      </w:pPr>
+      <w:r>
+        <w:rPr>
+          <w:rFonts w:ascii="Courier New" w:hAnsi="Courier New" w:cs="Courier New"/>
+          <w:sz w:val="17"/>
+        </w:rPr>
+        <w:t xml:space="preserve">            out.append(cur.strip()); cur = ""</w:t>
+      </w:r>
+    </w:p>
+    <w:p>
+      <w:pPr>
+        <w:spacing w:after="20" w:before="0"/>
+      </w:pPr>
+      <w:r>
+        <w:rPr>
+          <w:rFonts w:ascii="Courier New" w:hAnsi="Courier New" w:cs="Courier New"/>
+          <w:sz w:val="17"/>
+        </w:rPr>
+        <w:t xml:space="preserve">        cur += s + " "</w:t>
+      </w:r>
+    </w:p>
+    <w:p>
+      <w:pPr>
+        <w:spacing w:after="20" w:before="0"/>
+      </w:pPr>
+      <w:r>
+        <w:rPr>
+          <w:rFonts w:ascii="Courier New" w:hAnsi="Courier New" w:cs="Courier New"/>
+          <w:sz w:val="17"/>
+        </w:rPr>
+        <w:t xml:space="preserve">    if cur.strip(): out.append(cur.strip())</w:t>
+      </w:r>
+    </w:p>
+    <w:p>
+      <w:pPr>
+        <w:spacing w:after="20" w:before="0"/>
+      </w:pPr>
+      <w:r>
+        <w:rPr>
+          <w:rFonts w:ascii="Courier New" w:hAnsi="Courier New" w:cs="Courier New"/>
+          <w:sz w:val="17"/>
+        </w:rPr>
+        <w:t xml:space="preserve">    return out</w:t>
+      </w:r>
+    </w:p>
+    <w:p>
+      <w:pPr>
+        <w:spacing w:after="20" w:before="0"/>
+      </w:pPr>
+      <w:r>
+        <w:rPr>
+          <w:rFonts w:ascii="Courier New" w:hAnsi="Courier New" w:cs="Courier New"/>
+          <w:sz w:val="17"/>
+        </w:rPr>
+        <w:t xml:space="preserve"> </w:t>
+      </w:r>
+    </w:p>
+    <w:p>
+      <w:pPr>
+        <w:spacing w:after="20" w:before="0"/>
+      </w:pPr>
+      <w:r>
+        <w:rPr>
+          <w:rFonts w:ascii="Courier New" w:hAnsi="Courier New" w:cs="Courier New"/>
+          <w:sz w:val="17"/>
+        </w:rPr>
+        <w:t>def hierarchical_chunks(text, parent=2400, child=600):</w:t>
+      </w:r>
+    </w:p>
+    <w:p>
+      <w:pPr>
+        <w:spacing w:after="20" w:before="0"/>
+      </w:pPr>
+      <w:r>
+        <w:rPr>
+          <w:rFonts w:ascii="Courier New" w:hAnsi="Courier New" w:cs="Courier New"/>
+          <w:sz w:val="17"/>
+        </w:rPr>
+        <w:t xml:space="preserve">    return [{"parent": p, "children": semantic_chunks(p, child)}</w:t>
+      </w:r>
+    </w:p>
+    <w:p>
+      <w:pPr>
+        <w:spacing w:after="20" w:before="0"/>
+      </w:pPr>
+      <w:r>
+        <w:rPr>
+          <w:rFonts w:ascii="Courier New" w:hAnsi="Courier New" w:cs="Courier New"/>
+          <w:sz w:val="17"/>
+        </w:rPr>
+        <w:t xml:space="preserve">            for p in fixed_chunks(text, parent, 0)]</w:t>
+      </w:r>
+    </w:p>
+    <w:p>
+      <w:pPr>
+        <w:spacing w:after="20" w:before="0"/>
+      </w:pPr>
+      <w:r>
+        <w:rPr>
+          <w:rFonts w:ascii="Courier New" w:hAnsi="Courier New" w:cs="Courier New"/>
+          <w:sz w:val="17"/>
+        </w:rPr>
+        <w:t xml:space="preserve"> </w:t>
+      </w:r>
+    </w:p>
+    <w:p>
+      <w:pPr>
+        <w:spacing w:after="20" w:before="0"/>
+      </w:pPr>
+      <w:r>
+        <w:rPr>
+          <w:rFonts w:ascii="Courier New" w:hAnsi="Courier New" w:cs="Courier New"/>
+          <w:sz w:val="17"/>
+        </w:rPr>
+        <w:t># --- Embedding with caching and batching ---</w:t>
+      </w:r>
+    </w:p>
+    <w:p>
+      <w:pPr>
+        <w:spacing w:after="20" w:before="0"/>
+      </w:pPr>
+      <w:r>
+        <w:rPr>
+          <w:rFonts w:ascii="Courier New" w:hAnsi="Courier New" w:cs="Courier New"/>
+          <w:sz w:val="17"/>
+        </w:rPr>
+        <w:t>def embed(chunks, batch_size=64):</w:t>
+      </w:r>
+    </w:p>
+    <w:p>
+      <w:pPr>
+        <w:spacing w:after="20" w:before="0"/>
+      </w:pPr>
+      <w:r>
+        <w:rPr>
+          <w:rFonts w:ascii="Courier New" w:hAnsi="Courier New" w:cs="Courier New"/>
+          <w:sz w:val="17"/>
+        </w:rPr>
+        <w:t xml:space="preserve">    return embed_model.encode(chunks, batch_size=batch_size,</w:t>
+      </w:r>
+    </w:p>
+    <w:p>
+      <w:pPr>
+        <w:spacing w:after="20" w:before="0"/>
+      </w:pPr>
+      <w:r>
+        <w:rPr>
+          <w:rFonts w:ascii="Courier New" w:hAnsi="Courier New" w:cs="Courier New"/>
+          <w:sz w:val="17"/>
+        </w:rPr>
+        <w:t xml:space="preserve">                              normalize_embeddings=True)</w:t>
+      </w:r>
+    </w:p>
+    <w:p>
+      <w:pPr>
+        <w:spacing w:after="80"/>
+      </w:pPr>
+    </w:p>
+    <w:p>
+      <w:pPr>
+        <w:pStyle w:val="Heading3"/>
+      </w:pPr>
+      <w:r>
+        <w:t>Component 2: Advanced Retrieval (15 points)</w:t>
+      </w:r>
+    </w:p>
+    <w:p>
+      <w:r>
+        <w:rPr>
+          <w:b/>
+          <w:sz w:val="20"/>
+        </w:rPr>
+        <w:t>retrieval.py</w:t>
+      </w:r>
+    </w:p>
+    <w:p>
+      <w:pPr>
+        <w:spacing w:after="20" w:before="0"/>
+      </w:pPr>
+      <w:r>
+        <w:rPr>
+          <w:rFonts w:ascii="Courier New" w:hAnsi="Courier New" w:cs="Courier New"/>
+          <w:sz w:val="17"/>
+        </w:rPr>
+        <w:t>import numpy as np</w:t>
+      </w:r>
+    </w:p>
+    <w:p>
+      <w:pPr>
+        <w:spacing w:after="20" w:before="0"/>
+      </w:pPr>
+      <w:r>
+        <w:rPr>
+          <w:rFonts w:ascii="Courier New" w:hAnsi="Courier New" w:cs="Courier New"/>
+          <w:sz w:val="17"/>
+        </w:rPr>
+        <w:t>from rank_bm25 import BM25Okapi</w:t>
+      </w:r>
+    </w:p>
+    <w:p>
+      <w:pPr>
+        <w:spacing w:after="20" w:before="0"/>
+      </w:pPr>
+      <w:r>
+        <w:rPr>
+          <w:rFonts w:ascii="Courier New" w:hAnsi="Courier New" w:cs="Courier New"/>
+          <w:sz w:val="17"/>
+        </w:rPr>
+        <w:t>from sentence_transformers import CrossEncoder</w:t>
+      </w:r>
+    </w:p>
+    <w:p>
+      <w:pPr>
+        <w:spacing w:after="20" w:before="0"/>
+      </w:pPr>
+      <w:r>
+        <w:rPr>
+          <w:rFonts w:ascii="Courier New" w:hAnsi="Courier New" w:cs="Courier New"/>
+          <w:sz w:val="17"/>
+        </w:rPr>
+        <w:t>from openai import OpenAI</w:t>
+      </w:r>
+    </w:p>
+    <w:p>
+      <w:pPr>
+        <w:spacing w:after="20" w:before="0"/>
+      </w:pPr>
+      <w:r>
+        <w:rPr>
+          <w:rFonts w:ascii="Courier New" w:hAnsi="Courier New" w:cs="Courier New"/>
+          <w:sz w:val="17"/>
+        </w:rPr>
+        <w:t xml:space="preserve"> </w:t>
+      </w:r>
+    </w:p>
+    <w:p>
+      <w:pPr>
+        <w:spacing w:after="20" w:before="0"/>
+      </w:pPr>
+      <w:r>
+        <w:rPr>
+          <w:rFonts w:ascii="Courier New" w:hAnsi="Courier New" w:cs="Courier New"/>
+          <w:sz w:val="17"/>
+        </w:rPr>
+        <w:t>client = OpenAI()</w:t>
+      </w:r>
+    </w:p>
+    <w:p>
+      <w:pPr>
+        <w:spacing w:after="20" w:before="0"/>
+      </w:pPr>
+      <w:r>
+        <w:rPr>
+          <w:rFonts w:ascii="Courier New" w:hAnsi="Courier New" w:cs="Courier New"/>
+          <w:sz w:val="17"/>
+        </w:rPr>
+        <w:t>reranker = CrossEncoder("cross-encoder/ms-marco-MiniLM-L-6-v2")</w:t>
+      </w:r>
+    </w:p>
+    <w:p>
+      <w:pPr>
+        <w:spacing w:after="20" w:before="0"/>
+      </w:pPr>
+      <w:r>
+        <w:rPr>
+          <w:rFonts w:ascii="Courier New" w:hAnsi="Courier New" w:cs="Courier New"/>
+          <w:sz w:val="17"/>
+        </w:rPr>
+        <w:t xml:space="preserve"> </w:t>
+      </w:r>
+    </w:p>
+    <w:p>
+      <w:pPr>
+        <w:spacing w:after="20" w:before="0"/>
+      </w:pPr>
+      <w:r>
+        <w:rPr>
+          <w:rFonts w:ascii="Courier New" w:hAnsi="Courier New" w:cs="Courier New"/>
+          <w:sz w:val="17"/>
+        </w:rPr>
+        <w:t>class HybridRetriever:</w:t>
+      </w:r>
+    </w:p>
+    <w:p>
+      <w:pPr>
+        <w:spacing w:after="20" w:before="0"/>
+      </w:pPr>
+      <w:r>
+        <w:rPr>
+          <w:rFonts w:ascii="Courier New" w:hAnsi="Courier New" w:cs="Courier New"/>
+          <w:sz w:val="17"/>
+        </w:rPr>
+        <w:t xml:space="preserve">    def __init__(self, chunks, embeddings):</w:t>
+      </w:r>
+    </w:p>
+    <w:p>
+      <w:pPr>
+        <w:spacing w:after="20" w:before="0"/>
+      </w:pPr>
+      <w:r>
+        <w:rPr>
+          <w:rFonts w:ascii="Courier New" w:hAnsi="Courier New" w:cs="Courier New"/>
+          <w:sz w:val="17"/>
+        </w:rPr>
+        <w:t xml:space="preserve">        self.chunks = chunks</w:t>
+      </w:r>
+    </w:p>
+    <w:p>
+      <w:pPr>
+        <w:spacing w:after="20" w:before="0"/>
+      </w:pPr>
+      <w:r>
+        <w:rPr>
+          <w:rFonts w:ascii="Courier New" w:hAnsi="Courier New" w:cs="Courier New"/>
+          <w:sz w:val="17"/>
+        </w:rPr>
+        <w:t xml:space="preserve">        self.emb = embeddings</w:t>
+      </w:r>
+    </w:p>
+    <w:p>
+      <w:pPr>
+        <w:spacing w:after="20" w:before="0"/>
+      </w:pPr>
+      <w:r>
+        <w:rPr>
+          <w:rFonts w:ascii="Courier New" w:hAnsi="Courier New" w:cs="Courier New"/>
+          <w:sz w:val="17"/>
+        </w:rPr>
+        <w:t xml:space="preserve">        self.bm25 = BM25Okapi([c.lower().split() for c in chunks])</w:t>
+      </w:r>
+    </w:p>
+    <w:p>
+      <w:pPr>
+        <w:spacing w:after="20" w:before="0"/>
+      </w:pPr>
+      <w:r>
+        <w:rPr>
+          <w:rFonts w:ascii="Courier New" w:hAnsi="Courier New" w:cs="Courier New"/>
+          <w:sz w:val="17"/>
+        </w:rPr>
+        <w:t xml:space="preserve"> </w:t>
+      </w:r>
+    </w:p>
+    <w:p>
+      <w:pPr>
+        <w:spacing w:after="20" w:before="0"/>
+      </w:pPr>
+      <w:r>
+        <w:rPr>
+          <w:rFonts w:ascii="Courier New" w:hAnsi="Courier New" w:cs="Courier New"/>
+          <w:sz w:val="17"/>
+        </w:rPr>
+        <w:t xml:space="preserve">    def _vector_rank(self, query):</w:t>
+      </w:r>
+    </w:p>
+    <w:p>
+      <w:pPr>
+        <w:spacing w:after="20" w:before="0"/>
+      </w:pPr>
+      <w:r>
+        <w:rPr>
+          <w:rFonts w:ascii="Courier New" w:hAnsi="Courier New" w:cs="Courier New"/>
+          <w:sz w:val="17"/>
+        </w:rPr>
+        <w:t xml:space="preserve">        q = embed_model.encode([query], normalize_embeddings=True)[0]</w:t>
+      </w:r>
+    </w:p>
+    <w:p>
+      <w:pPr>
+        <w:spacing w:after="20" w:before="0"/>
+      </w:pPr>
+      <w:r>
+        <w:rPr>
+          <w:rFonts w:ascii="Courier New" w:hAnsi="Courier New" w:cs="Courier New"/>
+          <w:sz w:val="17"/>
+        </w:rPr>
+        <w:t xml:space="preserve">        return list(np.argsort(self.emb @ q)[::-1])</w:t>
+      </w:r>
+    </w:p>
+    <w:p>
+      <w:pPr>
+        <w:spacing w:after="20" w:before="0"/>
+      </w:pPr>
+      <w:r>
+        <w:rPr>
+          <w:rFonts w:ascii="Courier New" w:hAnsi="Courier New" w:cs="Courier New"/>
+          <w:sz w:val="17"/>
+        </w:rPr>
+        <w:t xml:space="preserve"> </w:t>
+      </w:r>
+    </w:p>
+    <w:p>
+      <w:pPr>
+        <w:spacing w:after="20" w:before="0"/>
+      </w:pPr>
+      <w:r>
+        <w:rPr>
+          <w:rFonts w:ascii="Courier New" w:hAnsi="Courier New" w:cs="Courier New"/>
+          <w:sz w:val="17"/>
+        </w:rPr>
+        <w:t xml:space="preserve">    def _keyword_rank(self, query):</w:t>
+      </w:r>
+    </w:p>
+    <w:p>
+      <w:pPr>
+        <w:spacing w:after="20" w:before="0"/>
+      </w:pPr>
+      <w:r>
+        <w:rPr>
+          <w:rFonts w:ascii="Courier New" w:hAnsi="Courier New" w:cs="Courier New"/>
+          <w:sz w:val="17"/>
+        </w:rPr>
+        <w:t xml:space="preserve">        return list(np.argsort(self.bm25.get_scores(query.lower().split()))[::-1])</w:t>
+      </w:r>
+    </w:p>
+    <w:p>
+      <w:pPr>
+        <w:spacing w:after="20" w:before="0"/>
+      </w:pPr>
+      <w:r>
+        <w:rPr>
+          <w:rFonts w:ascii="Courier New" w:hAnsi="Courier New" w:cs="Courier New"/>
+          <w:sz w:val="17"/>
+        </w:rPr>
+        <w:t xml:space="preserve"> </w:t>
+      </w:r>
+    </w:p>
+    <w:p>
+      <w:pPr>
+        <w:spacing w:after="20" w:before="0"/>
+      </w:pPr>
+      <w:r>
+        <w:rPr>
+          <w:rFonts w:ascii="Courier New" w:hAnsi="Courier New" w:cs="Courier New"/>
+          <w:sz w:val="17"/>
+        </w:rPr>
+        <w:t xml:space="preserve">    @staticmethod</w:t>
+      </w:r>
+    </w:p>
+    <w:p>
+      <w:pPr>
+        <w:spacing w:after="20" w:before="0"/>
+      </w:pPr>
+      <w:r>
+        <w:rPr>
+          <w:rFonts w:ascii="Courier New" w:hAnsi="Courier New" w:cs="Courier New"/>
+          <w:sz w:val="17"/>
+        </w:rPr>
+        <w:t xml:space="preserve">    def _rrf(rankings, k=60):</w:t>
+      </w:r>
+    </w:p>
+    <w:p>
+      <w:pPr>
+        <w:spacing w:after="20" w:before="0"/>
+      </w:pPr>
+      <w:r>
+        <w:rPr>
+          <w:rFonts w:ascii="Courier New" w:hAnsi="Courier New" w:cs="Courier New"/>
+          <w:sz w:val="17"/>
+        </w:rPr>
+        <w:t xml:space="preserve">        scores = {}</w:t>
+      </w:r>
+    </w:p>
+    <w:p>
+      <w:pPr>
+        <w:spacing w:after="20" w:before="0"/>
+      </w:pPr>
+      <w:r>
+        <w:rPr>
+          <w:rFonts w:ascii="Courier New" w:hAnsi="Courier New" w:cs="Courier New"/>
+          <w:sz w:val="17"/>
+        </w:rPr>
+        <w:t xml:space="preserve">        for ranking in rankings:</w:t>
+      </w:r>
+    </w:p>
+    <w:p>
+      <w:pPr>
+        <w:spacing w:after="20" w:before="0"/>
+      </w:pPr>
+      <w:r>
+        <w:rPr>
+          <w:rFonts w:ascii="Courier New" w:hAnsi="Courier New" w:cs="Courier New"/>
+          <w:sz w:val="17"/>
+        </w:rPr>
+        <w:t xml:space="preserve">            for rank, idx in enumerate(ranking):</w:t>
+      </w:r>
+    </w:p>
+    <w:p>
+      <w:pPr>
+        <w:spacing w:after="20" w:before="0"/>
+      </w:pPr>
+      <w:r>
+        <w:rPr>
+          <w:rFonts w:ascii="Courier New" w:hAnsi="Courier New" w:cs="Courier New"/>
+          <w:sz w:val="17"/>
+        </w:rPr>
+        <w:t xml:space="preserve">                scores[idx] = scores.get(idx, 0) + 1 / (k + rank + 1)</w:t>
+      </w:r>
+    </w:p>
+    <w:p>
+      <w:pPr>
+        <w:spacing w:after="20" w:before="0"/>
+      </w:pPr>
+      <w:r>
+        <w:rPr>
+          <w:rFonts w:ascii="Courier New" w:hAnsi="Courier New" w:cs="Courier New"/>
+          <w:sz w:val="17"/>
+        </w:rPr>
+        <w:t xml:space="preserve">        return sorted(scores, key=scores.get, reverse=True)</w:t>
+      </w:r>
+    </w:p>
+    <w:p>
+      <w:pPr>
+        <w:spacing w:after="20" w:before="0"/>
+      </w:pPr>
+      <w:r>
+        <w:rPr>
+          <w:rFonts w:ascii="Courier New" w:hAnsi="Courier New" w:cs="Courier New"/>
+          <w:sz w:val="17"/>
+        </w:rPr>
+        <w:t xml:space="preserve"> </w:t>
+      </w:r>
+    </w:p>
+    <w:p>
+      <w:pPr>
+        <w:spacing w:after="20" w:before="0"/>
+      </w:pPr>
+      <w:r>
+        <w:rPr>
+          <w:rFonts w:ascii="Courier New" w:hAnsi="Courier New" w:cs="Courier New"/>
+          <w:sz w:val="17"/>
+        </w:rPr>
+        <w:t xml:space="preserve">    def expand_query(self, query, n=3):</w:t>
+      </w:r>
+    </w:p>
+    <w:p>
+      <w:pPr>
+        <w:spacing w:after="20" w:before="0"/>
+      </w:pPr>
+      <w:r>
+        <w:rPr>
+          <w:rFonts w:ascii="Courier New" w:hAnsi="Courier New" w:cs="Courier New"/>
+          <w:sz w:val="17"/>
+        </w:rPr>
+        <w:t xml:space="preserve">        resp = client.chat.completions.create(</w:t>
+      </w:r>
+    </w:p>
+    <w:p>
+      <w:pPr>
+        <w:spacing w:after="20" w:before="0"/>
+      </w:pPr>
+      <w:r>
+        <w:rPr>
+          <w:rFonts w:ascii="Courier New" w:hAnsi="Courier New" w:cs="Courier New"/>
+          <w:sz w:val="17"/>
+        </w:rPr>
+        <w:t xml:space="preserve">            model="gpt-4o-mini", temperature=0.7,</w:t>
+      </w:r>
+    </w:p>
+    <w:p>
+      <w:pPr>
+        <w:spacing w:after="20" w:before="0"/>
+      </w:pPr>
+      <w:r>
+        <w:rPr>
+          <w:rFonts w:ascii="Courier New" w:hAnsi="Courier New" w:cs="Courier New"/>
+          <w:sz w:val="17"/>
+        </w:rPr>
+        <w:t xml:space="preserve">            messages=[{"role": "user", "content":</w:t>
+      </w:r>
+    </w:p>
+    <w:p>
+      <w:pPr>
+        <w:spacing w:after="20" w:before="0"/>
+      </w:pPr>
+      <w:r>
+        <w:rPr>
+          <w:rFonts w:ascii="Courier New" w:hAnsi="Courier New" w:cs="Courier New"/>
+          <w:sz w:val="17"/>
+        </w:rPr>
+        <w:t xml:space="preserve">                f"Rewrite this query {n} ways, one per line: {query}"}])</w:t>
+      </w:r>
+    </w:p>
+    <w:p>
+      <w:pPr>
+        <w:spacing w:after="20" w:before="0"/>
+      </w:pPr>
+      <w:r>
+        <w:rPr>
+          <w:rFonts w:ascii="Courier New" w:hAnsi="Courier New" w:cs="Courier New"/>
+          <w:sz w:val="17"/>
+        </w:rPr>
+        <w:t xml:space="preserve">        lines = [l.strip() for l in resp.choices[0].message.content.splitlines()]</w:t>
+      </w:r>
+    </w:p>
+    <w:p>
+      <w:pPr>
+        <w:spacing w:after="20" w:before="0"/>
+      </w:pPr>
+      <w:r>
+        <w:rPr>
+          <w:rFonts w:ascii="Courier New" w:hAnsi="Courier New" w:cs="Courier New"/>
+          <w:sz w:val="17"/>
+        </w:rPr>
+        <w:t xml:space="preserve">        return [query] + [l for l in lines if l][:n]</w:t>
+      </w:r>
+    </w:p>
+    <w:p>
+      <w:pPr>
+        <w:spacing w:after="20" w:before="0"/>
+      </w:pPr>
+      <w:r>
+        <w:rPr>
+          <w:rFonts w:ascii="Courier New" w:hAnsi="Courier New" w:cs="Courier New"/>
+          <w:sz w:val="17"/>
+        </w:rPr>
+        <w:t xml:space="preserve"> </w:t>
+      </w:r>
+    </w:p>
+    <w:p>
+      <w:pPr>
+        <w:spacing w:after="20" w:before="0"/>
+      </w:pPr>
+      <w:r>
+        <w:rPr>
+          <w:rFonts w:ascii="Courier New" w:hAnsi="Courier New" w:cs="Courier New"/>
+          <w:sz w:val="17"/>
+        </w:rPr>
+        <w:t xml:space="preserve">    def search(self, query, k_initial=50, k_final=8, expand=True):</w:t>
+      </w:r>
+    </w:p>
+    <w:p>
+      <w:pPr>
+        <w:spacing w:after="20" w:before="0"/>
+      </w:pPr>
+      <w:r>
+        <w:rPr>
+          <w:rFonts w:ascii="Courier New" w:hAnsi="Courier New" w:cs="Courier New"/>
+          <w:sz w:val="17"/>
+        </w:rPr>
+        <w:t xml:space="preserve">        queries = self.expand_query(query) if expand else [query]</w:t>
+      </w:r>
+    </w:p>
+    <w:p>
+      <w:pPr>
+        <w:spacing w:after="20" w:before="0"/>
+      </w:pPr>
+      <w:r>
+        <w:rPr>
+          <w:rFonts w:ascii="Courier New" w:hAnsi="Courier New" w:cs="Courier New"/>
+          <w:sz w:val="17"/>
+        </w:rPr>
+        <w:t xml:space="preserve">        rankings = []</w:t>
+      </w:r>
+    </w:p>
+    <w:p>
+      <w:pPr>
+        <w:spacing w:after="20" w:before="0"/>
+      </w:pPr>
+      <w:r>
+        <w:rPr>
+          <w:rFonts w:ascii="Courier New" w:hAnsi="Courier New" w:cs="Courier New"/>
+          <w:sz w:val="17"/>
+        </w:rPr>
+        <w:t xml:space="preserve">        for q in queries:</w:t>
+      </w:r>
+    </w:p>
+    <w:p>
+      <w:pPr>
+        <w:spacing w:after="20" w:before="0"/>
+      </w:pPr>
+      <w:r>
+        <w:rPr>
+          <w:rFonts w:ascii="Courier New" w:hAnsi="Courier New" w:cs="Courier New"/>
+          <w:sz w:val="17"/>
+        </w:rPr>
+        <w:t xml:space="preserve">            rankings += [self._vector_rank(q), self._keyword_rank(q)]</w:t>
+      </w:r>
+    </w:p>
+    <w:p>
+      <w:pPr>
+        <w:spacing w:after="20" w:before="0"/>
+      </w:pPr>
+      <w:r>
+        <w:rPr>
+          <w:rFonts w:ascii="Courier New" w:hAnsi="Courier New" w:cs="Courier New"/>
+          <w:sz w:val="17"/>
+        </w:rPr>
+        <w:t xml:space="preserve">        candidates = self._rrf(rankings)[:k_initial]</w:t>
+      </w:r>
+    </w:p>
+    <w:p>
+      <w:pPr>
+        <w:spacing w:after="20" w:before="0"/>
+      </w:pPr>
+      <w:r>
+        <w:rPr>
+          <w:rFonts w:ascii="Courier New" w:hAnsi="Courier New" w:cs="Courier New"/>
+          <w:sz w:val="17"/>
+        </w:rPr>
+        <w:t xml:space="preserve">        pairs = [(query, self.chunks[i]) for i in candidates]</w:t>
+      </w:r>
+    </w:p>
+    <w:p>
+      <w:pPr>
+        <w:spacing w:after="20" w:before="0"/>
+      </w:pPr>
+      <w:r>
+        <w:rPr>
+          <w:rFonts w:ascii="Courier New" w:hAnsi="Courier New" w:cs="Courier New"/>
+          <w:sz w:val="17"/>
+        </w:rPr>
+        <w:t xml:space="preserve">        scores = reranker.predict(pairs)</w:t>
+      </w:r>
+    </w:p>
+    <w:p>
+      <w:pPr>
+        <w:spacing w:after="20" w:before="0"/>
+      </w:pPr>
+      <w:r>
+        <w:rPr>
+          <w:rFonts w:ascii="Courier New" w:hAnsi="Courier New" w:cs="Courier New"/>
+          <w:sz w:val="17"/>
+        </w:rPr>
+        <w:t xml:space="preserve">        order = np.argsort(scores)[::-1][:k_final]</w:t>
+      </w:r>
+    </w:p>
+    <w:p>
+      <w:pPr>
+        <w:spacing w:after="20" w:before="0"/>
+      </w:pPr>
+      <w:r>
+        <w:rPr>
+          <w:rFonts w:ascii="Courier New" w:hAnsi="Courier New" w:cs="Courier New"/>
+          <w:sz w:val="17"/>
+        </w:rPr>
+        <w:t xml:space="preserve">        return [(candidates[i], self.chunks[candidates[i]],</w:t>
+      </w:r>
+    </w:p>
+    <w:p>
+      <w:pPr>
+        <w:spacing w:after="20" w:before="0"/>
+      </w:pPr>
+      <w:r>
+        <w:rPr>
+          <w:rFonts w:ascii="Courier New" w:hAnsi="Courier New" w:cs="Courier New"/>
+          <w:sz w:val="17"/>
+        </w:rPr>
+        <w:t xml:space="preserve">                 float(scores[i])) for i in order]</w:t>
+      </w:r>
+    </w:p>
+    <w:p>
+      <w:pPr>
+        <w:spacing w:after="80"/>
+      </w:pPr>
+    </w:p>
+    <w:p>
+      <w:pPr>
+        <w:pStyle w:val="Heading3"/>
+      </w:pPr>
+      <w:r>
+        <w:t>Component 3: RAG Generation (10 points)</w:t>
+      </w:r>
+    </w:p>
+    <w:p>
+      <w:r>
+        <w:rPr>
+          <w:b/>
+          <w:sz w:val="20"/>
+        </w:rPr>
+        <w:t>generation.py</w:t>
+      </w:r>
+    </w:p>
+    <w:p>
+      <w:pPr>
+        <w:spacing w:after="20" w:before="0"/>
+      </w:pPr>
+      <w:r>
+        <w:rPr>
+          <w:rFonts w:ascii="Courier New" w:hAnsi="Courier New" w:cs="Courier New"/>
+          <w:sz w:val="17"/>
+        </w:rPr>
+        <w:t>SYSTEM = (</w:t>
+      </w:r>
+    </w:p>
+    <w:p>
+      <w:pPr>
+        <w:spacing w:after="20" w:before="0"/>
+      </w:pPr>
+      <w:r>
+        <w:rPr>
+          <w:rFonts w:ascii="Courier New" w:hAnsi="Courier New" w:cs="Courier New"/>
+          <w:sz w:val="17"/>
+        </w:rPr>
+        <w:t xml:space="preserve">    "Answer using ONLY the numbered sources provided. Cite sources inline "</w:t>
+      </w:r>
+    </w:p>
+    <w:p>
+      <w:pPr>
+        <w:spacing w:after="20" w:before="0"/>
+      </w:pPr>
+      <w:r>
+        <w:rPr>
+          <w:rFonts w:ascii="Courier New" w:hAnsi="Courier New" w:cs="Courier New"/>
+          <w:sz w:val="17"/>
+        </w:rPr>
+        <w:t xml:space="preserve">    "as [1], [2]. If the sources do not contain the answer, say so plainly."</w:t>
+      </w:r>
+    </w:p>
+    <w:p>
+      <w:pPr>
+        <w:spacing w:after="20" w:before="0"/>
+      </w:pPr>
+      <w:r>
+        <w:rPr>
+          <w:rFonts w:ascii="Courier New" w:hAnsi="Courier New" w:cs="Courier New"/>
+          <w:sz w:val="17"/>
+        </w:rPr>
+        <w:t>)</w:t>
+      </w:r>
+    </w:p>
+    <w:p>
+      <w:pPr>
+        <w:spacing w:after="20" w:before="0"/>
+      </w:pPr>
+      <w:r>
+        <w:rPr>
+          <w:rFonts w:ascii="Courier New" w:hAnsi="Courier New" w:cs="Courier New"/>
+          <w:sz w:val="17"/>
+        </w:rPr>
+        <w:t xml:space="preserve"> </w:t>
+      </w:r>
+    </w:p>
+    <w:p>
+      <w:pPr>
+        <w:spacing w:after="20" w:before="0"/>
+      </w:pPr>
+      <w:r>
+        <w:rPr>
+          <w:rFonts w:ascii="Courier New" w:hAnsi="Courier New" w:cs="Courier New"/>
+          <w:sz w:val="17"/>
+        </w:rPr>
+        <w:t>def generate_answer(query, retriever):</w:t>
+      </w:r>
+    </w:p>
+    <w:p>
+      <w:pPr>
+        <w:spacing w:after="20" w:before="0"/>
+      </w:pPr>
+      <w:r>
+        <w:rPr>
+          <w:rFonts w:ascii="Courier New" w:hAnsi="Courier New" w:cs="Courier New"/>
+          <w:sz w:val="17"/>
+        </w:rPr>
+        <w:t xml:space="preserve">    hits = retriever.search(query)</w:t>
+      </w:r>
+    </w:p>
+    <w:p>
+      <w:pPr>
+        <w:spacing w:after="20" w:before="0"/>
+      </w:pPr>
+      <w:r>
+        <w:rPr>
+          <w:rFonts w:ascii="Courier New" w:hAnsi="Courier New" w:cs="Courier New"/>
+          <w:sz w:val="17"/>
+        </w:rPr>
+        <w:t xml:space="preserve">    context = "\n\n".join(</w:t>
+      </w:r>
+    </w:p>
+    <w:p>
+      <w:pPr>
+        <w:spacing w:after="20" w:before="0"/>
+      </w:pPr>
+      <w:r>
+        <w:rPr>
+          <w:rFonts w:ascii="Courier New" w:hAnsi="Courier New" w:cs="Courier New"/>
+          <w:sz w:val="17"/>
+        </w:rPr>
+        <w:t xml:space="preserve">        f"[{n+1}] (chunk {idx}) {text}" for n, (idx, text, _) in enumerate(hits))</w:t>
+      </w:r>
+    </w:p>
+    <w:p>
+      <w:pPr>
+        <w:spacing w:after="20" w:before="0"/>
+      </w:pPr>
+      <w:r>
+        <w:rPr>
+          <w:rFonts w:ascii="Courier New" w:hAnsi="Courier New" w:cs="Courier New"/>
+          <w:sz w:val="17"/>
+        </w:rPr>
+        <w:t xml:space="preserve">    resp = client.chat.completions.create(</w:t>
+      </w:r>
+    </w:p>
+    <w:p>
+      <w:pPr>
+        <w:spacing w:after="20" w:before="0"/>
+      </w:pPr>
+      <w:r>
+        <w:rPr>
+          <w:rFonts w:ascii="Courier New" w:hAnsi="Courier New" w:cs="Courier New"/>
+          <w:sz w:val="17"/>
+        </w:rPr>
+        <w:t xml:space="preserve">        model="gpt-4o-mini", temperature=0.2,</w:t>
+      </w:r>
+    </w:p>
+    <w:p>
+      <w:pPr>
+        <w:spacing w:after="20" w:before="0"/>
+      </w:pPr>
+      <w:r>
+        <w:rPr>
+          <w:rFonts w:ascii="Courier New" w:hAnsi="Courier New" w:cs="Courier New"/>
+          <w:sz w:val="17"/>
+        </w:rPr>
+        <w:t xml:space="preserve">        messages=[</w:t>
+      </w:r>
+    </w:p>
+    <w:p>
+      <w:pPr>
+        <w:spacing w:after="20" w:before="0"/>
+      </w:pPr>
+      <w:r>
+        <w:rPr>
+          <w:rFonts w:ascii="Courier New" w:hAnsi="Courier New" w:cs="Courier New"/>
+          <w:sz w:val="17"/>
+        </w:rPr>
+        <w:t xml:space="preserve">            {"role": "system", "content": SYSTEM},</w:t>
+      </w:r>
+    </w:p>
+    <w:p>
+      <w:pPr>
+        <w:spacing w:after="20" w:before="0"/>
+      </w:pPr>
+      <w:r>
+        <w:rPr>
+          <w:rFonts w:ascii="Courier New" w:hAnsi="Courier New" w:cs="Courier New"/>
+          <w:sz w:val="17"/>
+        </w:rPr>
+        <w:t xml:space="preserve">            {"role": "user", "content": f"Sources:\n{context}\n\nQuestion: {query}"},</w:t>
+      </w:r>
+    </w:p>
+    <w:p>
+      <w:pPr>
+        <w:spacing w:after="20" w:before="0"/>
+      </w:pPr>
+      <w:r>
+        <w:rPr>
+          <w:rFonts w:ascii="Courier New" w:hAnsi="Courier New" w:cs="Courier New"/>
+          <w:sz w:val="17"/>
+        </w:rPr>
+        <w:t xml:space="preserve">        ])</w:t>
+      </w:r>
+    </w:p>
+    <w:p>
+      <w:pPr>
+        <w:spacing w:after="20" w:before="0"/>
+      </w:pPr>
+      <w:r>
+        <w:rPr>
+          <w:rFonts w:ascii="Courier New" w:hAnsi="Courier New" w:cs="Courier New"/>
+          <w:sz w:val="17"/>
+        </w:rPr>
+        <w:t xml:space="preserve">    return {</w:t>
+      </w:r>
+    </w:p>
+    <w:p>
+      <w:pPr>
+        <w:spacing w:after="20" w:before="0"/>
+      </w:pPr>
+      <w:r>
+        <w:rPr>
+          <w:rFonts w:ascii="Courier New" w:hAnsi="Courier New" w:cs="Courier New"/>
+          <w:sz w:val="17"/>
+        </w:rPr>
+        <w:t xml:space="preserve">        "answer": resp.choices[0].message.content,</w:t>
+      </w:r>
+    </w:p>
+    <w:p>
+      <w:pPr>
+        <w:spacing w:after="20" w:before="0"/>
+      </w:pPr>
+      <w:r>
+        <w:rPr>
+          <w:rFonts w:ascii="Courier New" w:hAnsi="Courier New" w:cs="Courier New"/>
+          <w:sz w:val="17"/>
+        </w:rPr>
+        <w:t xml:space="preserve">        "sources": [{"n": n+1, "chunk_id": idx, "score": s}</w:t>
+      </w:r>
+    </w:p>
+    <w:p>
+      <w:pPr>
+        <w:spacing w:after="20" w:before="0"/>
+      </w:pPr>
+      <w:r>
+        <w:rPr>
+          <w:rFonts w:ascii="Courier New" w:hAnsi="Courier New" w:cs="Courier New"/>
+          <w:sz w:val="17"/>
+        </w:rPr>
+        <w:t xml:space="preserve">                    for n, (idx, _, s) in enumerate(hits)],</w:t>
+      </w:r>
+    </w:p>
+    <w:p>
+      <w:pPr>
+        <w:spacing w:after="20" w:before="0"/>
+      </w:pPr>
+      <w:r>
+        <w:rPr>
+          <w:rFonts w:ascii="Courier New" w:hAnsi="Courier New" w:cs="Courier New"/>
+          <w:sz w:val="17"/>
+        </w:rPr>
+        <w:t xml:space="preserve">    }</w:t>
+      </w:r>
+    </w:p>
+    <w:p>
+      <w:pPr>
+        <w:spacing w:after="80"/>
+      </w:pPr>
+    </w:p>
+    <w:p>
+      <w:pPr>
+        <w:pStyle w:val="Heading3"/>
+      </w:pPr>
+      <w:r>
+        <w:t>Component 4: Evaluation (5 points)</w:t>
+      </w:r>
+    </w:p>
+    <w:p>
+      <w:r>
+        <w:rPr>
+          <w:b/>
+          <w:sz w:val="20"/>
+        </w:rPr>
+        <w:t>evaluate_rag.py</w:t>
+      </w:r>
+    </w:p>
+    <w:p>
+      <w:pPr>
+        <w:spacing w:after="20" w:before="0"/>
+      </w:pPr>
+      <w:r>
+        <w:rPr>
+          <w:rFonts w:ascii="Courier New" w:hAnsi="Courier New" w:cs="Courier New"/>
+          <w:sz w:val="17"/>
+        </w:rPr>
+        <w:t>from ragas import evaluate</w:t>
+      </w:r>
+    </w:p>
+    <w:p>
+      <w:pPr>
+        <w:spacing w:after="20" w:before="0"/>
+      </w:pPr>
+      <w:r>
+        <w:rPr>
+          <w:rFonts w:ascii="Courier New" w:hAnsi="Courier New" w:cs="Courier New"/>
+          <w:sz w:val="17"/>
+        </w:rPr>
+        <w:t>from ragas.metrics import (faithfulness, answer_relevancy,</w:t>
+      </w:r>
+    </w:p>
+    <w:p>
+      <w:pPr>
+        <w:spacing w:after="20" w:before="0"/>
+      </w:pPr>
+      <w:r>
+        <w:rPr>
+          <w:rFonts w:ascii="Courier New" w:hAnsi="Courier New" w:cs="Courier New"/>
+          <w:sz w:val="17"/>
+        </w:rPr>
+        <w:t xml:space="preserve">                           context_precision, context_recall)</w:t>
+      </w:r>
+    </w:p>
+    <w:p>
+      <w:pPr>
+        <w:spacing w:after="20" w:before="0"/>
+      </w:pPr>
+      <w:r>
+        <w:rPr>
+          <w:rFonts w:ascii="Courier New" w:hAnsi="Courier New" w:cs="Courier New"/>
+          <w:sz w:val="17"/>
+        </w:rPr>
+        <w:t>from datasets import Dataset</w:t>
+      </w:r>
+    </w:p>
+    <w:p>
+      <w:pPr>
+        <w:spacing w:after="20" w:before="0"/>
+      </w:pPr>
+      <w:r>
+        <w:rPr>
+          <w:rFonts w:ascii="Courier New" w:hAnsi="Courier New" w:cs="Courier New"/>
+          <w:sz w:val="17"/>
+        </w:rPr>
+        <w:t xml:space="preserve"> </w:t>
+      </w:r>
+    </w:p>
+    <w:p>
+      <w:pPr>
+        <w:spacing w:after="20" w:before="0"/>
+      </w:pPr>
+      <w:r>
+        <w:rPr>
+          <w:rFonts w:ascii="Courier New" w:hAnsi="Courier New" w:cs="Courier New"/>
+          <w:sz w:val="17"/>
+        </w:rPr>
+        <w:t>def run_ragas(test_questions, ground_truths, retriever):</w:t>
+      </w:r>
+    </w:p>
+    <w:p>
+      <w:pPr>
+        <w:spacing w:after="20" w:before="0"/>
+      </w:pPr>
+      <w:r>
+        <w:rPr>
+          <w:rFonts w:ascii="Courier New" w:hAnsi="Courier New" w:cs="Courier New"/>
+          <w:sz w:val="17"/>
+        </w:rPr>
+        <w:t xml:space="preserve">    rows = {"question": [], "answer": [], "contexts": [], "ground_truth": []}</w:t>
+      </w:r>
+    </w:p>
+    <w:p>
+      <w:pPr>
+        <w:spacing w:after="20" w:before="0"/>
+      </w:pPr>
+      <w:r>
+        <w:rPr>
+          <w:rFonts w:ascii="Courier New" w:hAnsi="Courier New" w:cs="Courier New"/>
+          <w:sz w:val="17"/>
+        </w:rPr>
+        <w:t xml:space="preserve">    for q, gt in zip(test_questions, ground_truths):</w:t>
+      </w:r>
+    </w:p>
+    <w:p>
+      <w:pPr>
+        <w:spacing w:after="20" w:before="0"/>
+      </w:pPr>
+      <w:r>
+        <w:rPr>
+          <w:rFonts w:ascii="Courier New" w:hAnsi="Courier New" w:cs="Courier New"/>
+          <w:sz w:val="17"/>
+        </w:rPr>
+        <w:t xml:space="preserve">        result = generate_answer(q, retriever)</w:t>
+      </w:r>
+    </w:p>
+    <w:p>
+      <w:pPr>
+        <w:spacing w:after="20" w:before="0"/>
+      </w:pPr>
+      <w:r>
+        <w:rPr>
+          <w:rFonts w:ascii="Courier New" w:hAnsi="Courier New" w:cs="Courier New"/>
+          <w:sz w:val="17"/>
+        </w:rPr>
+        <w:t xml:space="preserve">        rows["question"].append(q)</w:t>
+      </w:r>
+    </w:p>
+    <w:p>
+      <w:pPr>
+        <w:spacing w:after="20" w:before="0"/>
+      </w:pPr>
+      <w:r>
+        <w:rPr>
+          <w:rFonts w:ascii="Courier New" w:hAnsi="Courier New" w:cs="Courier New"/>
+          <w:sz w:val="17"/>
+        </w:rPr>
+        <w:t xml:space="preserve">        rows["answer"].append(result["answer"])</w:t>
+      </w:r>
+    </w:p>
+    <w:p>
+      <w:pPr>
+        <w:spacing w:after="20" w:before="0"/>
+      </w:pPr>
+      <w:r>
+        <w:rPr>
+          <w:rFonts w:ascii="Courier New" w:hAnsi="Courier New" w:cs="Courier New"/>
+          <w:sz w:val="17"/>
+        </w:rPr>
+        <w:t xml:space="preserve">        rows["contexts"].append(</w:t>
+      </w:r>
+    </w:p>
+    <w:p>
+      <w:pPr>
+        <w:spacing w:after="20" w:before="0"/>
+      </w:pPr>
+      <w:r>
+        <w:rPr>
+          <w:rFonts w:ascii="Courier New" w:hAnsi="Courier New" w:cs="Courier New"/>
+          <w:sz w:val="17"/>
+        </w:rPr>
+        <w:t xml:space="preserve">            [retriever.chunks[s["chunk_id"]] for s in result["sources"]])</w:t>
+      </w:r>
+    </w:p>
+    <w:p>
+      <w:pPr>
+        <w:spacing w:after="20" w:before="0"/>
+      </w:pPr>
+      <w:r>
+        <w:rPr>
+          <w:rFonts w:ascii="Courier New" w:hAnsi="Courier New" w:cs="Courier New"/>
+          <w:sz w:val="17"/>
+        </w:rPr>
+        <w:t xml:space="preserve">        rows["ground_truth"].append(gt)</w:t>
+      </w:r>
+    </w:p>
+    <w:p>
+      <w:pPr>
+        <w:spacing w:after="20" w:before="0"/>
+      </w:pPr>
+      <w:r>
+        <w:rPr>
+          <w:rFonts w:ascii="Courier New" w:hAnsi="Courier New" w:cs="Courier New"/>
+          <w:sz w:val="17"/>
+        </w:rPr>
+        <w:t xml:space="preserve">    return evaluate(Dataset.from_dict(rows),</w:t>
+      </w:r>
+    </w:p>
+    <w:p>
+      <w:pPr>
+        <w:spacing w:after="20" w:before="0"/>
+      </w:pPr>
+      <w:r>
+        <w:rPr>
+          <w:rFonts w:ascii="Courier New" w:hAnsi="Courier New" w:cs="Courier New"/>
+          <w:sz w:val="17"/>
+        </w:rPr>
+        <w:t xml:space="preserve">                    metrics=[faithfulness, answer_relevancy,</w:t>
+      </w:r>
+    </w:p>
+    <w:p>
+      <w:pPr>
+        <w:spacing w:after="20" w:before="0"/>
+      </w:pPr>
+      <w:r>
+        <w:rPr>
+          <w:rFonts w:ascii="Courier New" w:hAnsi="Courier New" w:cs="Courier New"/>
+          <w:sz w:val="17"/>
+        </w:rPr>
+        <w:t xml:space="preserve">                             context_precision, context_recall])</w:t>
+      </w:r>
+    </w:p>
+    <w:p>
+      <w:pPr>
+        <w:spacing w:after="80"/>
+      </w:pPr>
+    </w:p>
+    <w:p>
+      <w:r>
+        <w:rPr>
+          <w:b w:val="0"/>
+          <w:i w:val="0"/>
+        </w:rPr>
+        <w:t>Reference scores on the 20-question lab test set: faithfulness 0.93, answer relevancy 0.90, context precision 0.84, context recall 0.88. Grading: award full marks for any working system in this range; deduct for missing hybrid fusion, missing re-ranking, missing citations, or no measurable evaluation.</w:t>
+      </w:r>
+    </w:p>
+    <w:p>
+      <w:pPr>
+        <w:pStyle w:val="Heading2"/>
+      </w:pPr>
+      <w:r>
+        <w:t>PART C: REFLECTION AND ANALYSIS (20 Points) - Model Answer Outline</w:t>
+      </w:r>
+    </w:p>
+    <w:p>
+      <w:r>
+        <w:rPr>
+          <w:b w:val="0"/>
+          <w:i w:val="0"/>
+        </w:rPr>
+        <w:t>A strong reflection covers the five required areas with specifics from the student's own build. Sample content that would earn full credit:</w:t>
+      </w:r>
+    </w:p>
+    <w:p>
+      <w:r>
+        <w:t>• Design decisions and trade-offs (4 pts): chose semantic chunking at 700 characters after fixed-size truncated answers in early testing; chose bge-base over a hosted embedding API to keep indexing free and local, accepting slightly lower retrieval quality; set k_final to 8 because answers degraded past 10 chunks.</w:t>
+      </w:r>
+    </w:p>
+    <w:p>
+      <w:r>
+        <w:t>• Performance bottlenecks (4 pts): query expansion adds one LLM round trip (about 400 ms) per query; the cross-encoder dominates latency at 50 candidates (about 120 ms on CPU); index rebuild takes 6 minutes for 5,000 chunks, which forces incremental indexing for fresh content.</w:t>
+      </w:r>
+    </w:p>
+    <w:p>
+      <w:r>
+        <w:t>• RAGAS results and interpretation (4 pts): report the four metrics, then interpret. Example: context recall of 0.88 with precision of 0.84 means retrieval is balanced; the lowest metric was faithfulness on multi-part questions, traced to the generator combining two sources into an unsupported claim, mitigated by tightening the system prompt.</w:t>
+      </w:r>
+    </w:p>
+    <w:p>
+      <w:r>
+        <w:t>• Proposed improvements (4 pts): metadata filtering by document date; parent-chunk expansion for truncated contexts; caching expanded queries; evaluating an instruction-tuned embedding model; adding a no-answer test set to measure refusal behavior.</w:t>
+      </w:r>
+    </w:p>
+    <w:p>
+      <w:r>
+        <w:t>• Real-world applications (4 pts): internal documentation assistant, customer support deflection over product manuals, compliance lookup over policy documents. Each should note what the RAG design implies for the use case, such as access control metadata for internal docs.</w:t>
       </w:r>
     </w:p>
     <w:sectPr>
